--- a/backend/templates/minimal/reference.docx
+++ b/backend/templates/minimal/reference.docx
@@ -442,12 +442,10 @@
       <w:outlineLvl w:val="0"/>
     </w:pPr>
     <w:rPr>
-      <w:rFonts w:asciiTheme="majorHAnsi" w:eastAsiaTheme="majorEastAsia" w:hAnsiTheme="majorHAnsi" w:cstheme="majorBidi" w:ascii="Times New Roman" w:hAnsi="Times New Roman" w:eastAsia="Times New Roman"/>
+      <w:rFonts w:ascii="Times New Roman" w:hAnsi="Times New Roman" w:eastAsia="Times New Roman"/>
       <w:b/>
       <w:bCs/>
-      <w:color w:val="365F91" w:themeColor="accent1" w:themeShade="BF"/>
       <w:sz w:val="32"/>
-      <w:szCs w:val="28"/>
     </w:rPr>
   </w:style>
   <w:style w:type="paragraph" w:styleId="Heading2">
@@ -466,12 +464,10 @@
       <w:outlineLvl w:val="1"/>
     </w:pPr>
     <w:rPr>
-      <w:rFonts w:asciiTheme="majorHAnsi" w:eastAsiaTheme="majorEastAsia" w:hAnsiTheme="majorHAnsi" w:cstheme="majorBidi" w:ascii="Times New Roman" w:hAnsi="Times New Roman" w:eastAsia="Times New Roman"/>
+      <w:rFonts w:ascii="Times New Roman" w:hAnsi="Times New Roman" w:eastAsia="Times New Roman"/>
       <w:b/>
       <w:bCs/>
-      <w:color w:val="4F81BD" w:themeColor="accent1"/>
       <w:sz w:val="28"/>
-      <w:szCs w:val="26"/>
     </w:rPr>
   </w:style>
   <w:style w:type="paragraph" w:styleId="Heading3">
@@ -490,10 +486,9 @@
       <w:outlineLvl w:val="2"/>
     </w:pPr>
     <w:rPr>
-      <w:rFonts w:asciiTheme="majorHAnsi" w:eastAsiaTheme="majorEastAsia" w:hAnsiTheme="majorHAnsi" w:cstheme="majorBidi" w:ascii="Times New Roman" w:hAnsi="Times New Roman" w:eastAsia="Times New Roman"/>
+      <w:rFonts w:ascii="Times New Roman" w:hAnsi="Times New Roman" w:eastAsia="Times New Roman"/>
       <w:b/>
       <w:bCs/>
-      <w:color w:val="4F81BD" w:themeColor="accent1"/>
       <w:sz w:val="24"/>
     </w:rPr>
   </w:style>
@@ -814,7 +809,11 @@
     <w:rsid w:val="00AA1D8D"/>
     <w:pPr>
       <w:spacing w:after="120"/>
-    </w:pPr>
+      <w:ind w:firstLine="567"/>
+    </w:pPr>
+    <w:rPr>
+      <w:rFonts w:ascii="等线" w:eastAsia="等线" w:hAnsi="等线"/>
+    </w:rPr>
   </w:style>
   <w:style w:type="character" w:customStyle="1" w:styleId="BodyTextChar">
     <w:name w:val="Body Text Char"/>

--- a/backend/templates/minimal/reference.docx
+++ b/backend/templates/minimal/reference.docx
@@ -380,6 +380,7 @@
     </w:pPr>
     <w:rPr>
       <w:rFonts w:ascii="等线" w:hAnsi="等线" w:eastAsia="等线"/>
+      <w:i w:val="0"/>
       <w:sz w:val="21"/>
     </w:rPr>
   </w:style>
@@ -445,6 +446,7 @@
       <w:rFonts w:ascii="Times New Roman" w:hAnsi="Times New Roman" w:eastAsia="Times New Roman"/>
       <w:b/>
       <w:bCs/>
+      <w:i w:val="0"/>
       <w:sz w:val="32"/>
     </w:rPr>
   </w:style>
@@ -467,6 +469,7 @@
       <w:rFonts w:ascii="Times New Roman" w:hAnsi="Times New Roman" w:eastAsia="Times New Roman"/>
       <w:b/>
       <w:bCs/>
+      <w:i w:val="0"/>
       <w:sz w:val="28"/>
     </w:rPr>
   </w:style>
@@ -489,6 +492,7 @@
       <w:rFonts w:ascii="Times New Roman" w:hAnsi="Times New Roman" w:eastAsia="Times New Roman"/>
       <w:b/>
       <w:bCs/>
+      <w:i w:val="0"/>
       <w:sz w:val="24"/>
     </w:rPr>
   </w:style>
@@ -510,11 +514,9 @@
     </w:pPr>
     <w:rPr>
       <w:rFonts w:asciiTheme="majorHAnsi" w:eastAsiaTheme="majorEastAsia" w:hAnsiTheme="majorHAnsi" w:cstheme="majorBidi"/>
-      <w:b/>
       <w:bCs/>
-      <w:i/>
+      <w:i w:val="0"/>
       <w:iCs/>
-      <w:color w:val="4F81BD" w:themeColor="accent1"/>
     </w:rPr>
   </w:style>
   <w:style w:type="paragraph" w:styleId="Heading5">
